--- a/docs/DEPLOYMENT.docx
+++ b/docs/DEPLOYMENT.docx
@@ -3182,9 +3182,13 @@
     <w:bookmarkEnd w:id="27"/>
     <w:bookmarkEnd w:id="28"/>
     <w:sectPr>
-      <w:footnotePr>
-        <w:numRestart w:val="eachSect"/>
-      </w:footnotePr>
+      <w:footerReference w:type="default" r:id="rIdftr1"/>
+      <w:type w:val="nextPage"/>
+      <w:pgSz w:h="16838" w:w="11906"/>
+      <w:pgMar w:bottom="1440" w:footer="720" w:gutter="0" w:header="720" w:left="1800" w:right="1440" w:top="1440"/>
+      <w:pgNumType w:fmt="decimal" w:start="1"/>
+      <w:cols w:space="720"/>
+      <w:docGrid w:linePitch="360"/>
     </w:sectPr>
   </w:body>
 </w:document>
@@ -3192,6 +3196,31 @@
 
 <file path=word/comments.xml><?xml version="1.0" encoding="utf-8"?>
 <w:comments xmlns:w="http://schemas.openxmlformats.org/wordprocessingml/2006/main" xmlns:m="http://schemas.openxmlformats.org/officeDocument/2006/math" xmlns:r="http://schemas.openxmlformats.org/officeDocument/2006/relationships" xmlns:o="urn:schemas-microsoft-com:office:office" xmlns:v="urn:schemas-microsoft-com:vml" xmlns:w10="urn:schemas-microsoft-com:office:word" xmlns:a="http://schemas.openxmlformats.org/drawingml/2006/main" xmlns:pic="http://schemas.openxmlformats.org/drawingml/2006/picture" xmlns:wp="http://schemas.openxmlformats.org/drawingml/2006/wordprocessingDrawing"/>
+</file>
+
+<file path=word/footer1.xml><?xml version="1.0" encoding="utf-8"?>
+<w:ftr xmlns:w="http://schemas.openxmlformats.org/wordprocessingml/2006/main">
+  <w:p>
+    <w:pPr>
+      <w:jc w:val="center"/>
+    </w:pPr>
+    <w:r>
+      <w:fldChar w:fldCharType="begin"/>
+    </w:r>
+    <w:r>
+      <w:instrText xml:space="preserve"> PAGE </w:instrText>
+    </w:r>
+    <w:r>
+      <w:fldChar w:fldCharType="separate"/>
+    </w:r>
+    <w:r>
+      <w:t>1</w:t>
+    </w:r>
+    <w:r>
+      <w:fldChar w:fldCharType="end"/>
+    </w:r>
+  </w:p>
+</w:ftr>
 </file>
 
 <file path=word/footnotes.xml><?xml version="1.0" encoding="utf-8"?>
@@ -3526,7 +3555,7 @@
   <w:docDefaults>
     <w:rPrDefault>
       <w:rPr>
-        <w:rFonts w:asciiTheme="minorHAnsi" w:cstheme="minorBidi" w:eastAsiaTheme="minorEastAsia" w:hAnsiTheme="minorHAnsi"/>
+        <w:rFonts w:ascii="Times New Roman" w:cs="Times New Roman" w:eastAsia="Times New Roman" w:hAnsi="Times New Roman"/>
         <w:sz w:val="24"/>
         <w:szCs w:val="24"/>
         <w:lang w:bidi="ar-SA" w:eastAsia="zh-CN" w:val="en-US"/>
@@ -3534,7 +3563,8 @@
     </w:rPrDefault>
     <w:pPrDefault>
       <w:pPr>
-        <w:spacing w:after="200"/>
+        <w:spacing w:after="200" w:line="360" w:lineRule="auto"/>
+        <w:jc w:val="both"/>
       </w:pPr>
     </w:pPrDefault>
   </w:docDefaults>
@@ -3711,13 +3741,16 @@
       <w:keepNext/>
       <w:keepLines/>
       <w:spacing w:after="80" w:before="360"/>
+      <w:jc w:val="left"/>
       <w:outlineLvl w:val="0"/>
     </w:pPr>
     <w:rPr>
-      <w:rFonts w:asciiTheme="majorHAnsi" w:cstheme="majorBidi" w:eastAsiaTheme="majorEastAsia" w:hAnsiTheme="majorHAnsi"/>
-      <w:color w:themeColor="accent1" w:themeShade="BF" w:val="0F4761"/>
-      <w:sz w:val="40"/>
-      <w:szCs w:val="40"/>
+      <w:rFonts w:ascii="Times New Roman" w:cs="Times New Roman" w:eastAsia="Times New Roman" w:hAnsi="Times New Roman"/>
+      <w:b/>
+      <w:bCs/>
+      <w:color w:val="000000"/>
+      <w:sz w:val="32"/>
+      <w:szCs w:val="32"/>
     </w:rPr>
   </w:style>
   <w:style w:styleId="Heading2" w:type="paragraph">
@@ -3734,13 +3767,16 @@
       <w:keepNext/>
       <w:keepLines/>
       <w:spacing w:after="80" w:before="160"/>
+      <w:jc w:val="left"/>
       <w:outlineLvl w:val="1"/>
     </w:pPr>
     <w:rPr>
-      <w:rFonts w:asciiTheme="majorHAnsi" w:cstheme="majorBidi" w:eastAsiaTheme="majorEastAsia" w:hAnsiTheme="majorHAnsi"/>
-      <w:color w:themeColor="accent1" w:themeShade="BF" w:val="0F4761"/>
-      <w:sz w:val="32"/>
-      <w:szCs w:val="32"/>
+      <w:rFonts w:ascii="Times New Roman" w:cs="Times New Roman" w:eastAsia="Times New Roman" w:hAnsi="Times New Roman"/>
+      <w:b/>
+      <w:bCs/>
+      <w:color w:val="000000"/>
+      <w:sz w:val="28"/>
+      <w:szCs w:val="28"/>
     </w:rPr>
   </w:style>
   <w:style w:styleId="Heading3" w:type="paragraph">
@@ -3757,13 +3793,16 @@
       <w:keepNext/>
       <w:keepLines/>
       <w:spacing w:after="80" w:before="160"/>
+      <w:jc w:val="left"/>
       <w:outlineLvl w:val="2"/>
     </w:pPr>
     <w:rPr>
-      <w:rFonts w:cstheme="majorBidi" w:eastAsiaTheme="majorEastAsia"/>
-      <w:color w:themeColor="accent1" w:themeShade="BF" w:val="0F4761"/>
-      <w:sz w:val="28"/>
-      <w:szCs w:val="28"/>
+      <w:rFonts w:ascii="Times New Roman" w:cs="Times New Roman" w:eastAsia="Times New Roman" w:hAnsi="Times New Roman"/>
+      <w:b/>
+      <w:bCs/>
+      <w:color w:val="000000"/>
+      <w:sz w:val="24"/>
+      <w:szCs w:val="24"/>
     </w:rPr>
   </w:style>
   <w:style w:styleId="Heading4" w:type="paragraph">
@@ -3783,10 +3822,12 @@
       <w:outlineLvl w:val="3"/>
     </w:pPr>
     <w:rPr>
-      <w:rFonts w:cstheme="majorBidi" w:eastAsiaTheme="majorEastAsia"/>
-      <w:i/>
-      <w:iCs/>
-      <w:color w:themeColor="accent1" w:themeShade="BF" w:val="0F4761"/>
+      <w:rFonts w:ascii="Times New Roman" w:cs="Times New Roman" w:eastAsia="Times New Roman" w:hAnsi="Times New Roman"/>
+      <w:b/>
+      <w:bCs/>
+      <w:color w:val="000000"/>
+      <w:sz w:val="24"/>
+      <w:szCs w:val="24"/>
     </w:rPr>
   </w:style>
   <w:style w:styleId="Heading5" w:type="paragraph">
@@ -4061,6 +4102,7 @@
     <w:unhideWhenUsed/>
     <w:qFormat/>
     <w:tblPr>
+      <w:jc w:val="center"/>
       <w:tblInd w:type="dxa" w:w="0"/>
       <w:tblCellMar>
         <w:top w:type="dxa" w:w="0"/>
@@ -4138,7 +4180,7 @@
     <w:basedOn w:val="BodyTextChar"/>
     <w:rPr>
       <w:rFonts w:ascii="Consolas" w:hAnsi="Consolas"/>
-      <w:sz w:val="22"/>
+      <w:sz w:val="16"/>
     </w:rPr>
   </w:style>
   <w:style w:customStyle="1" w:styleId="SectionNumber" w:type="character">
@@ -4177,7 +4219,43 @@
       <w:color w:themeColor="accent1" w:themeShade="BF" w:val="365F91"/>
     </w:rPr>
   </w:style>
-  <w:style w:type="paragraph" w:customStyle="1" w:styleId="SourceCode">
+  <w:style w:styleId="FigureCenter" w:type="paragraph">
+    <w:name w:val="FigureCenter"/>
+    <w:basedOn w:val="Normal"/>
+    <w:pPr>
+      <w:spacing w:after="160" w:before="160" w:line="240" w:lineRule="auto"/>
+      <w:jc w:val="center"/>
+    </w:pPr>
+  </w:style>
+  <w:style w:styleId="FrontHeading" w:type="paragraph">
+    <w:name w:val="FrontHeading"/>
+    <w:basedOn w:val="Normal"/>
+    <w:pPr>
+      <w:spacing w:after="200" w:before="240" w:line="240" w:lineRule="auto"/>
+      <w:jc w:val="center"/>
+    </w:pPr>
+    <w:rPr>
+      <w:rFonts w:ascii="Times New Roman" w:cs="Times New Roman" w:eastAsia="Times New Roman" w:hAnsi="Times New Roman"/>
+      <w:b/>
+      <w:sz w:val="32"/>
+      <w:szCs w:val="32"/>
+    </w:rPr>
+  </w:style>
+  <w:style w:styleId="CoverTitle" w:type="paragraph">
+    <w:name w:val="CoverTitle"/>
+    <w:basedOn w:val="Normal"/>
+    <w:pPr>
+      <w:spacing w:after="240" w:before="240" w:line="240" w:lineRule="auto"/>
+      <w:jc w:val="center"/>
+    </w:pPr>
+    <w:rPr>
+      <w:rFonts w:ascii="Times New Roman" w:cs="Times New Roman" w:eastAsia="Times New Roman" w:hAnsi="Times New Roman"/>
+      <w:b/>
+      <w:sz w:val="40"/>
+      <w:szCs w:val="40"/>
+    </w:rPr>
+  </w:style>
+  <w:style w:customStyle="1" w:styleId="SourceCode" w:type="paragraph">
     <w:name w:val="Source Code"/>
     <w:basedOn w:val="Normal"/>
     <w:link w:val="VerbatimChar"/>
@@ -4185,7 +4263,7 @@
       <w:wordWrap w:val="off"/>
     </w:pPr>
   </w:style>
-  <w:style w:type="character" w:customStyle="1" w:styleId="KeywordTok">
+  <w:style w:customStyle="1" w:styleId="KeywordTok" w:type="character">
     <w:name w:val="KeywordTok"/>
     <w:basedOn w:val="VerbatimChar"/>
     <w:rPr>
@@ -4193,77 +4271,77 @@
       <w:color w:val="007020"/>
     </w:rPr>
   </w:style>
-  <w:style w:type="character" w:customStyle="1" w:styleId="DataTypeTok">
+  <w:style w:customStyle="1" w:styleId="DataTypeTok" w:type="character">
     <w:name w:val="DataTypeTok"/>
     <w:basedOn w:val="VerbatimChar"/>
     <w:rPr>
       <w:color w:val="902000"/>
     </w:rPr>
   </w:style>
-  <w:style w:type="character" w:customStyle="1" w:styleId="DecValTok">
+  <w:style w:customStyle="1" w:styleId="DecValTok" w:type="character">
     <w:name w:val="DecValTok"/>
     <w:basedOn w:val="VerbatimChar"/>
     <w:rPr>
       <w:color w:val="40a070"/>
     </w:rPr>
   </w:style>
-  <w:style w:type="character" w:customStyle="1" w:styleId="BaseNTok">
+  <w:style w:customStyle="1" w:styleId="BaseNTok" w:type="character">
     <w:name w:val="BaseNTok"/>
     <w:basedOn w:val="VerbatimChar"/>
     <w:rPr>
       <w:color w:val="40a070"/>
     </w:rPr>
   </w:style>
-  <w:style w:type="character" w:customStyle="1" w:styleId="FloatTok">
+  <w:style w:customStyle="1" w:styleId="FloatTok" w:type="character">
     <w:name w:val="FloatTok"/>
     <w:basedOn w:val="VerbatimChar"/>
     <w:rPr>
       <w:color w:val="40a070"/>
     </w:rPr>
   </w:style>
-  <w:style w:type="character" w:customStyle="1" w:styleId="ConstantTok">
+  <w:style w:customStyle="1" w:styleId="ConstantTok" w:type="character">
     <w:name w:val="ConstantTok"/>
     <w:basedOn w:val="VerbatimChar"/>
     <w:rPr>
       <w:color w:val="880000"/>
     </w:rPr>
   </w:style>
-  <w:style w:type="character" w:customStyle="1" w:styleId="CharTok">
+  <w:style w:customStyle="1" w:styleId="CharTok" w:type="character">
     <w:name w:val="CharTok"/>
     <w:basedOn w:val="VerbatimChar"/>
     <w:rPr>
       <w:color w:val="4070a0"/>
     </w:rPr>
   </w:style>
-  <w:style w:type="character" w:customStyle="1" w:styleId="SpecialCharTok">
+  <w:style w:customStyle="1" w:styleId="SpecialCharTok" w:type="character">
     <w:name w:val="SpecialCharTok"/>
     <w:basedOn w:val="VerbatimChar"/>
     <w:rPr>
       <w:color w:val="4070a0"/>
     </w:rPr>
   </w:style>
-  <w:style w:type="character" w:customStyle="1" w:styleId="StringTok">
+  <w:style w:customStyle="1" w:styleId="StringTok" w:type="character">
     <w:name w:val="StringTok"/>
     <w:basedOn w:val="VerbatimChar"/>
     <w:rPr>
       <w:color w:val="4070a0"/>
     </w:rPr>
   </w:style>
-  <w:style w:type="character" w:customStyle="1" w:styleId="VerbatimStringTok">
+  <w:style w:customStyle="1" w:styleId="VerbatimStringTok" w:type="character">
     <w:name w:val="VerbatimStringTok"/>
     <w:basedOn w:val="VerbatimChar"/>
     <w:rPr>
       <w:color w:val="4070a0"/>
     </w:rPr>
   </w:style>
-  <w:style w:type="character" w:customStyle="1" w:styleId="SpecialStringTok">
+  <w:style w:customStyle="1" w:styleId="SpecialStringTok" w:type="character">
     <w:name w:val="SpecialStringTok"/>
     <w:basedOn w:val="VerbatimChar"/>
     <w:rPr>
       <w:color w:val="bb6688"/>
     </w:rPr>
   </w:style>
-  <w:style w:type="character" w:customStyle="1" w:styleId="ImportTok">
+  <w:style w:customStyle="1" w:styleId="ImportTok" w:type="character">
     <w:name w:val="ImportTok"/>
     <w:basedOn w:val="VerbatimChar"/>
     <w:rPr>
@@ -4271,7 +4349,7 @@
       <w:color w:val="008000"/>
     </w:rPr>
   </w:style>
-  <w:style w:type="character" w:customStyle="1" w:styleId="CommentTok">
+  <w:style w:customStyle="1" w:styleId="CommentTok" w:type="character">
     <w:name w:val="CommentTok"/>
     <w:basedOn w:val="VerbatimChar"/>
     <w:rPr>
@@ -4279,7 +4357,7 @@
       <w:color w:val="60a0b0"/>
     </w:rPr>
   </w:style>
-  <w:style w:type="character" w:customStyle="1" w:styleId="DocumentationTok">
+  <w:style w:customStyle="1" w:styleId="DocumentationTok" w:type="character">
     <w:name w:val="DocumentationTok"/>
     <w:basedOn w:val="VerbatimChar"/>
     <w:rPr>
@@ -4287,7 +4365,7 @@
       <w:color w:val="ba2121"/>
     </w:rPr>
   </w:style>
-  <w:style w:type="character" w:customStyle="1" w:styleId="AnnotationTok">
+  <w:style w:customStyle="1" w:styleId="AnnotationTok" w:type="character">
     <w:name w:val="AnnotationTok"/>
     <w:basedOn w:val="VerbatimChar"/>
     <w:rPr>
@@ -4296,7 +4374,7 @@
       <w:color w:val="60a0b0"/>
     </w:rPr>
   </w:style>
-  <w:style w:type="character" w:customStyle="1" w:styleId="CommentVarTok">
+  <w:style w:customStyle="1" w:styleId="CommentVarTok" w:type="character">
     <w:name w:val="CommentVarTok"/>
     <w:basedOn w:val="VerbatimChar"/>
     <w:rPr>
@@ -4305,28 +4383,28 @@
       <w:color w:val="60a0b0"/>
     </w:rPr>
   </w:style>
-  <w:style w:type="character" w:customStyle="1" w:styleId="OtherTok">
+  <w:style w:customStyle="1" w:styleId="OtherTok" w:type="character">
     <w:name w:val="OtherTok"/>
     <w:basedOn w:val="VerbatimChar"/>
     <w:rPr>
       <w:color w:val="007020"/>
     </w:rPr>
   </w:style>
-  <w:style w:type="character" w:customStyle="1" w:styleId="FunctionTok">
+  <w:style w:customStyle="1" w:styleId="FunctionTok" w:type="character">
     <w:name w:val="FunctionTok"/>
     <w:basedOn w:val="VerbatimChar"/>
     <w:rPr>
       <w:color w:val="06287e"/>
     </w:rPr>
   </w:style>
-  <w:style w:type="character" w:customStyle="1" w:styleId="VariableTok">
+  <w:style w:customStyle="1" w:styleId="VariableTok" w:type="character">
     <w:name w:val="VariableTok"/>
     <w:basedOn w:val="VerbatimChar"/>
     <w:rPr>
       <w:color w:val="19177c"/>
     </w:rPr>
   </w:style>
-  <w:style w:type="character" w:customStyle="1" w:styleId="ControlFlowTok">
+  <w:style w:customStyle="1" w:styleId="ControlFlowTok" w:type="character">
     <w:name w:val="ControlFlowTok"/>
     <w:basedOn w:val="VerbatimChar"/>
     <w:rPr>
@@ -4334,45 +4412,45 @@
       <w:color w:val="007020"/>
     </w:rPr>
   </w:style>
-  <w:style w:type="character" w:customStyle="1" w:styleId="OperatorTok">
+  <w:style w:customStyle="1" w:styleId="OperatorTok" w:type="character">
     <w:name w:val="OperatorTok"/>
     <w:basedOn w:val="VerbatimChar"/>
     <w:rPr>
       <w:color w:val="666666"/>
     </w:rPr>
   </w:style>
-  <w:style w:type="character" w:customStyle="1" w:styleId="BuiltInTok">
+  <w:style w:customStyle="1" w:styleId="BuiltInTok" w:type="character">
     <w:name w:val="BuiltInTok"/>
     <w:basedOn w:val="VerbatimChar"/>
     <w:rPr>
       <w:color w:val="008000"/>
     </w:rPr>
   </w:style>
-  <w:style w:type="character" w:customStyle="1" w:styleId="ExtensionTok">
+  <w:style w:customStyle="1" w:styleId="ExtensionTok" w:type="character">
     <w:name w:val="ExtensionTok"/>
     <w:basedOn w:val="VerbatimChar"/>
     <w:rPr/>
   </w:style>
-  <w:style w:type="character" w:customStyle="1" w:styleId="PreprocessorTok">
+  <w:style w:customStyle="1" w:styleId="PreprocessorTok" w:type="character">
     <w:name w:val="PreprocessorTok"/>
     <w:basedOn w:val="VerbatimChar"/>
     <w:rPr>
       <w:color w:val="bc7a00"/>
     </w:rPr>
   </w:style>
-  <w:style w:type="character" w:customStyle="1" w:styleId="AttributeTok">
+  <w:style w:customStyle="1" w:styleId="AttributeTok" w:type="character">
     <w:name w:val="AttributeTok"/>
     <w:basedOn w:val="VerbatimChar"/>
     <w:rPr>
       <w:color w:val="7d9029"/>
     </w:rPr>
   </w:style>
-  <w:style w:type="character" w:customStyle="1" w:styleId="RegionMarkerTok">
+  <w:style w:customStyle="1" w:styleId="RegionMarkerTok" w:type="character">
     <w:name w:val="RegionMarkerTok"/>
     <w:basedOn w:val="VerbatimChar"/>
     <w:rPr/>
   </w:style>
-  <w:style w:type="character" w:customStyle="1" w:styleId="InformationTok">
+  <w:style w:customStyle="1" w:styleId="InformationTok" w:type="character">
     <w:name w:val="InformationTok"/>
     <w:basedOn w:val="VerbatimChar"/>
     <w:rPr>
@@ -4381,7 +4459,7 @@
       <w:color w:val="60a0b0"/>
     </w:rPr>
   </w:style>
-  <w:style w:type="character" w:customStyle="1" w:styleId="WarningTok">
+  <w:style w:customStyle="1" w:styleId="WarningTok" w:type="character">
     <w:name w:val="WarningTok"/>
     <w:basedOn w:val="VerbatimChar"/>
     <w:rPr>
@@ -4390,7 +4468,7 @@
       <w:color w:val="60a0b0"/>
     </w:rPr>
   </w:style>
-  <w:style w:type="character" w:customStyle="1" w:styleId="AlertTok">
+  <w:style w:customStyle="1" w:styleId="AlertTok" w:type="character">
     <w:name w:val="AlertTok"/>
     <w:basedOn w:val="VerbatimChar"/>
     <w:rPr>
@@ -4398,7 +4476,7 @@
       <w:color w:val="ff0000"/>
     </w:rPr>
   </w:style>
-  <w:style w:type="character" w:customStyle="1" w:styleId="ErrorTok">
+  <w:style w:customStyle="1" w:styleId="ErrorTok" w:type="character">
     <w:name w:val="ErrorTok"/>
     <w:basedOn w:val="VerbatimChar"/>
     <w:rPr>
@@ -4406,7 +4484,7 @@
       <w:color w:val="ff0000"/>
     </w:rPr>
   </w:style>
-  <w:style w:type="character" w:customStyle="1" w:styleId="NormalTok">
+  <w:style w:customStyle="1" w:styleId="NormalTok" w:type="character">
     <w:name w:val="NormalTok"/>
     <w:basedOn w:val="VerbatimChar"/>
     <w:rPr/>

--- a/docs/DEPLOYMENT.docx
+++ b/docs/DEPLOYMENT.docx
@@ -2,13 +2,13 @@
 <file path=word/document.xml><?xml version="1.0" encoding="utf-8"?>
 <w:document xmlns:w="http://schemas.openxmlformats.org/wordprocessingml/2006/main" xmlns:m="http://schemas.openxmlformats.org/officeDocument/2006/math" xmlns:r="http://schemas.openxmlformats.org/officeDocument/2006/relationships" xmlns:o="urn:schemas-microsoft-com:office:office" xmlns:v="urn:schemas-microsoft-com:vml" xmlns:w10="urn:schemas-microsoft-com:office:word" xmlns:a="http://schemas.openxmlformats.org/drawingml/2006/main" xmlns:pic="http://schemas.openxmlformats.org/drawingml/2006/picture" xmlns:wp="http://schemas.openxmlformats.org/drawingml/2006/wordprocessingDrawing">
   <w:body>
-    <w:bookmarkStart w:id="28" w:name="netsentry-deployment-runbook"/>
+    <w:bookmarkStart w:id="28" w:name="nids-deployment-runbook"/>
     <w:p>
       <w:pPr>
         <w:pStyle w:val="Heading1"/>
       </w:pPr>
       <w:r>
-        <w:t xml:space="preserve">NetSentry — Deployment Runbook</w:t>
+        <w:t xml:space="preserve">NIDS — Deployment Runbook</w:t>
       </w:r>
     </w:p>
     <w:p>
@@ -16,7 +16,7 @@
         <w:pStyle w:val="FirstParagraph"/>
       </w:pPr>
       <w:r>
-        <w:t xml:space="preserve">Practical steps for getting NetSentry from a clean machine to a production cluster. Each section is standalone — you can stop after</w:t>
+        <w:t xml:space="preserve">Practical steps for getting NIDS from a clean machine to a production cluster. Each section is standalone — you can stop after</w:t>
       </w:r>
       <w:r>
         <w:t xml:space="preserve"> </w:t>
@@ -117,7 +117,7 @@
         <w:rPr>
           <w:rStyle w:val="NormalTok"/>
         </w:rPr>
-        <w:t xml:space="preserve"> netsentry</w:t>
+        <w:t xml:space="preserve"> nids</w:t>
       </w:r>
       <w:r>
         <w:br/>
@@ -555,7 +555,7 @@
         <w:rPr>
           <w:rStyle w:val="CommentTok"/>
         </w:rPr>
-        <w:t xml:space="preserve"># Optional: set NETSENTRY_API__API_KEY=&lt;openssl rand -hex 32&gt;</w:t>
+        <w:t xml:space="preserve"># Optional: set NIDS_API__API_KEY=&lt;openssl rand -hex 32&gt;</w:t>
       </w:r>
       <w:r>
         <w:br/>
@@ -1044,7 +1044,7 @@
         <w:rPr>
           <w:rStyle w:val="NormalTok"/>
         </w:rPr>
-        <w:t xml:space="preserve"> your-registry/netsentry:1.0.0 </w:t>
+        <w:t xml:space="preserve"> your-registry/nids:1.0.0 </w:t>
       </w:r>
       <w:r>
         <w:rPr>
@@ -1071,7 +1071,7 @@
         <w:rPr>
           <w:rStyle w:val="NormalTok"/>
         </w:rPr>
-        <w:t xml:space="preserve"> push your-registry/netsentry:1.0.0</w:t>
+        <w:t xml:space="preserve"> push your-registry/nids:1.0.0</w:t>
       </w:r>
     </w:p>
     <w:p>
@@ -1244,7 +1244,7 @@
         <w:rPr>
           <w:rStyle w:val="NormalTok"/>
         </w:rPr>
-        <w:t xml:space="preserve"> create secret generic netsentry-secret </w:t>
+        <w:t xml:space="preserve"> create secret generic nids-secret </w:t>
       </w:r>
       <w:r>
         <w:rPr>
@@ -1271,7 +1271,7 @@
         <w:rPr>
           <w:rStyle w:val="NormalTok"/>
         </w:rPr>
-        <w:t xml:space="preserve"> netsentry </w:t>
+        <w:t xml:space="preserve"> nids </w:t>
       </w:r>
       <w:r>
         <w:rPr>
@@ -1456,7 +1456,7 @@
         <w:rPr>
           <w:rStyle w:val="VerbatimChar"/>
         </w:rPr>
-        <w:t xml:space="preserve">NETSENTRY_AUTH__JWT_SECRET</w:t>
+        <w:t xml:space="preserve">NIDS_AUTH__JWT_SECRET</w:t>
       </w:r>
       <w:r>
         <w:t xml:space="preserve"> </w:t>
@@ -1516,7 +1516,7 @@
         <w:rPr>
           <w:rStyle w:val="NormalTok"/>
         </w:rPr>
-        <w:t xml:space="preserve"> netsentry logs </w:t>
+        <w:t xml:space="preserve"> nids logs </w:t>
       </w:r>
       <w:r>
         <w:rPr>
@@ -1528,7 +1528,7 @@
         <w:rPr>
           <w:rStyle w:val="NormalTok"/>
         </w:rPr>
-        <w:t xml:space="preserve"> job/netsentry-trainer</w:t>
+        <w:t xml:space="preserve"> job/nids-trainer</w:t>
       </w:r>
       <w:r>
         <w:br/>
@@ -1555,7 +1555,7 @@
         <w:rPr>
           <w:rStyle w:val="NormalTok"/>
         </w:rPr>
-        <w:t xml:space="preserve"> netsentry rollout status deployment/netsentry-api</w:t>
+        <w:t xml:space="preserve"> nids rollout status deployment/nids-api</w:t>
       </w:r>
       <w:r>
         <w:br/>
@@ -1582,7 +1582,7 @@
         <w:rPr>
           <w:rStyle w:val="NormalTok"/>
         </w:rPr>
-        <w:t xml:space="preserve"> netsentry get hpa</w:t>
+        <w:t xml:space="preserve"> nids get hpa</w:t>
       </w:r>
     </w:p>
     <w:p>
@@ -1664,7 +1664,7 @@
         <w:rPr>
           <w:rStyle w:val="NormalTok"/>
         </w:rPr>
-        <w:t xml:space="preserve"> netsentry scale deployment/netsentry-api </w:t>
+        <w:t xml:space="preserve"> nids scale deployment/nids-api </w:t>
       </w:r>
       <w:r>
         <w:rPr>
@@ -1721,7 +1721,7 @@
         <w:rPr>
           <w:rStyle w:val="VerbatimChar"/>
         </w:rPr>
-        <w:t xml:space="preserve">netsentry-retrain</w:t>
+        <w:t xml:space="preserve">nids-retrain</w:t>
       </w:r>
       <w:r>
         <w:t xml:space="preserve">) runs Sundays at 02:00 UTC. It writes fresh artifacts to the same shared volume. Trigger a rolling restart if you want the API to pick them up immediately:</w:t>
@@ -1753,7 +1753,7 @@
         <w:rPr>
           <w:rStyle w:val="NormalTok"/>
         </w:rPr>
-        <w:t xml:space="preserve"> netsentry rollout restart deployment/netsentry-api</w:t>
+        <w:t xml:space="preserve"> nids rollout restart deployment/nids-api</w:t>
       </w:r>
     </w:p>
     <w:p>
@@ -1844,7 +1844,7 @@
         <w:rPr>
           <w:rStyle w:val="NormalTok"/>
         </w:rPr>
-        <w:t xml:space="preserve"> netsentry logs deployment/netsentry-api </w:t>
+        <w:t xml:space="preserve"> nids logs deployment/nids-api </w:t>
       </w:r>
       <w:r>
         <w:rPr>
@@ -1986,7 +1986,7 @@
               <w:rPr>
                 <w:rStyle w:val="VerbatimChar"/>
               </w:rPr>
-              <w:t xml:space="preserve">netsentry_up</w:t>
+              <w:t xml:space="preserve">nids_up</w:t>
             </w:r>
           </w:p>
         </w:tc>
@@ -2040,7 +2040,7 @@
               <w:rPr>
                 <w:rStyle w:val="VerbatimChar"/>
               </w:rPr>
-              <w:t xml:space="preserve">rate(netsentry_alerts_total{severity="critical"}[5m])</w:t>
+              <w:t xml:space="preserve">rate(nids_alerts_total{severity="critical"}[5m])</w:t>
             </w:r>
           </w:p>
         </w:tc>
@@ -2067,7 +2067,7 @@
               <w:rPr>
                 <w:rStyle w:val="VerbatimChar"/>
               </w:rPr>
-              <w:t xml:space="preserve">rate(netsentry_predictions_total[1m])</w:t>
+              <w:t xml:space="preserve">rate(nids_predictions_total[1m])</w:t>
             </w:r>
           </w:p>
         </w:tc>
@@ -2185,7 +2185,7 @@
         <w:rPr>
           <w:rStyle w:val="NormalTok"/>
         </w:rPr>
-        <w:t xml:space="preserve"> image tag netsentry:previous netsentry:latest</w:t>
+        <w:t xml:space="preserve"> image tag nids:previous nids:latest</w:t>
       </w:r>
       <w:r>
         <w:br/>
@@ -2245,7 +2245,7 @@
         <w:rPr>
           <w:rStyle w:val="NormalTok"/>
         </w:rPr>
-        <w:t xml:space="preserve"> netsentry rollout undo deployment/netsentry-api</w:t>
+        <w:t xml:space="preserve"> nids rollout undo deployment/nids-api</w:t>
       </w:r>
       <w:r>
         <w:br/>
@@ -2272,7 +2272,7 @@
         <w:rPr>
           <w:rStyle w:val="NormalTok"/>
         </w:rPr>
-        <w:t xml:space="preserve"> netsentry rollout history deployment/netsentry-api</w:t>
+        <w:t xml:space="preserve"> nids rollout history deployment/nids-api</w:t>
       </w:r>
     </w:p>
     <w:bookmarkEnd w:id="23"/>
@@ -2328,7 +2328,7 @@
         <w:rPr>
           <w:rStyle w:val="NormalTok"/>
         </w:rPr>
-        <w:t xml:space="preserve"> netsentry exec deploy/netsentry-api </w:t>
+        <w:t xml:space="preserve"> nids exec deploy/nids-api </w:t>
       </w:r>
       <w:r>
         <w:rPr>
@@ -2432,7 +2432,7 @@
         <w:rPr>
           <w:rStyle w:val="VerbatimChar"/>
         </w:rPr>
-        <w:t xml:space="preserve">NETSENTRY_AUTH__JWT_SECRET</w:t>
+        <w:t xml:space="preserve">NIDS_AUTH__JWT_SECRET</w:t>
       </w:r>
       <w:r>
         <w:t xml:space="preserve"> </w:t>
@@ -2504,7 +2504,7 @@
         <w:rPr>
           <w:rStyle w:val="VerbatimChar"/>
         </w:rPr>
-        <w:t xml:space="preserve">NETSENTRY_API__API_KEY</w:t>
+        <w:t xml:space="preserve">NIDS_API__API_KEY</w:t>
       </w:r>
       <w:r>
         <w:t xml:space="preserve"> </w:t>
@@ -3073,7 +3073,7 @@
               <w:rPr>
                 <w:rStyle w:val="VerbatimChar"/>
               </w:rPr>
-              <w:t xml:space="preserve">NETSENTRY_API__RATE_LIMIT_PER_MINUTE</w:t>
+              <w:t xml:space="preserve">NIDS_API__RATE_LIMIT_PER_MINUTE</w:t>
             </w:r>
           </w:p>
         </w:tc>
@@ -3741,7 +3741,7 @@
       <w:keepNext/>
       <w:keepLines/>
       <w:spacing w:after="80" w:before="360"/>
-      <w:jc w:val="left"/>
+      <w:jc w:val="center"/>
       <w:outlineLvl w:val="0"/>
     </w:pPr>
     <w:rPr>
@@ -4150,10 +4150,23 @@
   </w:style>
   <w:style w:customStyle="1" w:styleId="TableCaption" w:type="paragraph">
     <w:name w:val="Table Caption"/>
-    <w:basedOn w:val="Caption"/>
+    <w:basedOn w:val="Normal"/>
+    <w:qFormat/>
     <w:pPr>
       <w:keepNext/>
+      <w:keepLines/>
+      <w:spacing w:after="80" w:before="240" w:line="240" w:lineRule="auto"/>
+      <w:jc w:val="center"/>
     </w:pPr>
+    <w:rPr>
+      <w:rFonts w:ascii="Times New Roman" w:cs="Times New Roman" w:eastAsia="Times New Roman" w:hAnsi="Times New Roman"/>
+      <w:b/>
+      <w:bCs/>
+      <w:i w:val="0"/>
+      <w:iCs w:val="0"/>
+      <w:sz w:val="24"/>
+      <w:szCs w:val="24"/>
+    </w:rPr>
   </w:style>
   <w:style w:customStyle="1" w:styleId="ImageCaption" w:type="paragraph">
     <w:name w:val="Image Caption"/>
@@ -4179,8 +4192,8 @@
     <w:name w:val="Verbatim Char"/>
     <w:basedOn w:val="BodyTextChar"/>
     <w:rPr>
-      <w:rFonts w:ascii="Consolas" w:hAnsi="Consolas"/>
-      <w:sz w:val="16"/>
+      <w:rFonts w:ascii="Times New Roman" w:cs="Times New Roman" w:eastAsia="Times New Roman" w:hAnsi="Times New Roman"/>
+      <w:sz w:val="24"/>
     </w:rPr>
   </w:style>
   <w:style w:customStyle="1" w:styleId="SectionNumber" w:type="character">
@@ -4223,6 +4236,7 @@
     <w:name w:val="FigureCenter"/>
     <w:basedOn w:val="Normal"/>
     <w:pPr>
+      <w:keepNext/>
       <w:spacing w:after="160" w:before="160" w:line="240" w:lineRule="auto"/>
       <w:jc w:val="center"/>
     </w:pPr>
@@ -4488,6 +4502,23 @@
     <w:name w:val="NormalTok"/>
     <w:basedOn w:val="VerbatimChar"/>
     <w:rPr/>
+  </w:style>
+  <w:style w:customStyle="1" w:styleId="FigureCaption" w:type="paragraph">
+    <w:name w:val="Figure Caption"/>
+    <w:basedOn w:val="Normal"/>
+    <w:qFormat/>
+    <w:pPr>
+      <w:keepLines/>
+      <w:spacing w:after="240" w:before="80" w:line="240" w:lineRule="auto"/>
+      <w:jc w:val="center"/>
+    </w:pPr>
+    <w:rPr>
+      <w:rFonts w:ascii="Times New Roman" w:cs="Times New Roman" w:eastAsia="Times New Roman" w:hAnsi="Times New Roman"/>
+      <w:b/>
+      <w:bCs/>
+      <w:sz w:val="24"/>
+      <w:szCs w:val="24"/>
+    </w:rPr>
   </w:style>
 </w:styles>
 </file>
